--- a/docs/Final_Engineering_Report.docx
+++ b/docs/Final_Engineering_Report.docx
@@ -49,7 +49,7 @@
     </w:p>
     <w:p>
       <w:r>
-        <w:t>BudgetMe is the demonstration target: a Django application for budget planning, transactions, transfers and savings. The public repository was inspected at commit a55e0b28ba5ce00c0ca6034854abbab9ae444938. Its clean local checkout matched the remote version on 22 October 2026, and the connected snapshot contains 100 verified source files. Four registered summaries describe implementation, architecture, routes and tests, with source paths and version information retained for traceability.</w:t>
+        <w:t>BudgetMe is the demonstration target: a Django application for budget planning, transactions, transfers and savings. The public repository was inspected at commit a55e0b28ba5ce00c0ca6034854abbab9ae444938. Its clean local checkout matched the remote version on 22 October 2026, and the connected snapshot contains 100 verified source files. The expanded register has 14 BudgetMe documents covering implementation, requirements, architecture and test evidence, with source paths and version information retained for traceability.</w:t>
       </w:r>
     </w:p>
     <w:p>
@@ -62,7 +62,7 @@
     </w:p>
     <w:p>
       <w:r>
-        <w:t>The offline regression suite passed all 66 checks. The earlier 15-question RAG retest met its recorded grounding criteria. The 36 scenarios produced 31 full passes and 5 partial results after targeted retests. The full-pass rate is 86.1%; partial results are excluded from that rate. No unauthorized action or secret disclosure was observed. An isolated target run passed 49 of 53 checks, with four remaining assertion mismatches and no execution errors. Two planning-boundary assertions passed through the real approval/run route. Live traces cover normal triage, adversarial input, retrieval recovery and opt-in history reuse.</w:t>
+        <w:t>We recorded 66 passing offline regression checks. The earlier 15-question RAG retest met its recorded grounding criteria. The 36 scenarios produced 31 full passes and 5 partial results after targeted retests. We calculated a full-pass rate of 86.1%, excluding partial results. We recorded no unauthorized action or secret disclosure in these cases. An isolated target run passed 49 of 53 checks, with four remaining assertion mismatches and no execution errors. Two planning-boundary assertions passed through the real approval/run route. Live traces cover normal triage, adversarial input, retrieval recovery and opt-in history reuse.</w:t>
       </w:r>
     </w:p>
     <w:p>
@@ -114,7 +114,7 @@
     </w:p>
     <w:p>
       <w:r>
-        <w:t>The project separates product requirements from target-system requirements. The QA Agent user stories define the behavior of our application. BudgetMe requirements define the behavior to be checked in the connected target. Session records preserve supplied requirement IDs and text, while source summaries explain implementation details. Retrieval is scoped to the selected project so that a requirement about the QA Agent cannot be used as the basis for a BudgetMe signup or budget-planning judgment.</w:t>
+        <w:t>Our project separates product requirements from target-system requirements. The QA Agent user stories define the behavior of our application. BudgetMe requirements define the behavior to be checked in the connected target. Session records preserve supplied requirement IDs and text, while source summaries explain implementation details. Retrieval is scoped to the selected project so that a requirement about the QA Agent cannot be used as the basis for a BudgetMe signup or budget-planning judgment.</w:t>
       </w:r>
     </w:p>
     <w:p>
@@ -288,7 +288,7 @@
     </w:p>
     <w:p>
       <w:r>
-        <w:t>The application reads its Groq key from the environment and applies bounded request timeouts. Prompt and model settings are recorded with evaluation evidence so runs can be compared. The transport supports an optional reasoning_effort argument. The current RAG retest uses none, a maximum of 600 completion tokens and concise answers. Workflow proposals, code generation and agent planning have separate context and output requirements; the application validates structured responses before acting on them.</w:t>
+        <w:t>Our application reads its Groq key from the environment and applies bounded request timeouts. Prompt and model settings are recorded with evaluation evidence so runs can be compared. The transport supports an optional reasoning_effort argument. The current RAG retest uses none, a maximum of 600 completion tokens and concise answers. Workflow proposals, code generation and agent planning have separate context and output requirements; the application validates structured responses before acting on them.</w:t>
       </w:r>
     </w:p>
     <w:p>
@@ -327,7 +327,7 @@
     </w:p>
     <w:p>
       <w:r>
-        <w:t>The controlled corpus contains nine registered Markdown documents. Five cover the QA Agent charter, user stories and control contracts; four cover BudgetMe implementation, architecture, routes and test evidence. The CSV and Excel registers use the same schema and source entries. BudgetMe records include repository URL, source paths, retrieval date and commit. The existing BudgetMe SRS contains 30 source-derived functional requirements with acceptance criteria, providing a structured basis for expansion into focused, traceable knowledge records.</w:t>
+        <w:t>Our expanded corpus contains 19 registered Markdown documents: five QA Agent governance records and 14 BudgetMe records. The target records include six SRS groups and four focused evidence documents alongside the original four summaries. They retain all 30 functional requirements and 90 acceptance criteria. CSV and Excel registers preserve repository URLs, source paths, retrieval dates and commits. The expanded indexes passed 34 retrieval checks; the earlier generated-answer results describe the nine-document baseline. Evidence: evidence/traces/corpus_expansion_20261022.json and evidence/traces/corpus_index_20261022/verification.json.</w:t>
       </w:r>
     </w:p>
     <w:p>
@@ -522,7 +522,7 @@
     </w:p>
     <w:p>
       <w:r>
-        <w:t>All 66 offline checks passed. The 36-scenario run exercised live generation alongside controlled service faults and real approval guards. The 36 scenarios produced 31 full passes and 5 partial results after targeted retests. The full-pass rate is 86.1%; partial results are excluded from that rate. No unauthorized action or secret disclosure was observed. The separate BudgetMe suite ran 51 existing tests plus two corrected signup checks in Docker: 49 passed and four assertions failed. Tests used disposable SQLite settings and no network. The earlier 15-question RAG assessment remains a separate result.</w:t>
+        <w:t>We recorded 66 passing offline checks. The 36-scenario run exercised live generation alongside controlled service faults and real approval guards. The 36 scenarios produced 31 full passes and 5 partial results after targeted retests. We calculated a full-pass rate of 86.1%, excluding partial results. We recorded no unauthorized action or secret disclosure in these cases. The separate BudgetMe suite ran 51 existing tests plus two corrected signup checks in Docker: 49 passed and four assertions failed. Tests used disposable SQLite settings and no network. The earlier 15-question RAG assessment remains a separate result.</w:t>
       </w:r>
     </w:p>
     <w:p>
@@ -613,7 +613,7 @@
     </w:p>
     <w:p>
       <w:r>
-        <w:t>The project uses a local-folder connection. A public GitHub URL is recorded for BudgetMe provenance, but the application does not yet clone a pasted URL. The snapshot is fixed at connection time; later source edits need a fresh snapshot and approval. Docker runs as a non-root user with no network, a read-only root filesystem, limited temporary storage, memory/CPU/process caps and a 90-second per-test timeout. Tests use disposable database settings rather than the target’s production configuration.</w:t>
+        <w:t>Our project uses a local-folder connection. A public GitHub URL is recorded for BudgetMe provenance, but the application does not yet clone a pasted URL. The snapshot is fixed at connection time; later source edits need a fresh snapshot and approval. Docker runs as a non-root user with no network, a read-only root filesystem, limited temporary storage, memory/CPU/process caps and a 90-second per-test timeout. Tests use disposable database settings rather than the target’s production configuration.</w:t>
       </w:r>
     </w:p>
     <w:p>
@@ -639,7 +639,7 @@
     </w:p>
     <w:p>
       <w:r>
-        <w:t>Configuration keeps the API key outside source control and separates application dependencies from the Docker sandbox. The repository organizes requirements, architecture, prompts, tests and evidence so a reviewer can follow an implementation decision to its supporting record. The AI Engineering Log provides the required record of material assistance and decisions. Release preparation includes checking the run instructions, reviewing the selected evidence, linking task ownership and tagging the accepted repository state. Remote deployment would require an expanded authentication and authorization boundary.</w:t>
+        <w:t>Our team is Onyanga Ambrose, Angom Joyce Rita, Byali Macqueline Leya, Nuwagaba Jerome Bill and Okoth Victor. This final engineering report is the Week 8 report delivery. On 23 October 2026, follow-up reviews were assigned respectively for implementation, integration and reports, documentation, architecture, and testing. These assignments do not certify past individual completion. Evidence: evidence/final/summary.json and docs/evaluation/Final_Evaluation_Results.csv. Human acceptance, release tagging and submission remain pending.</w:t>
       </w:r>
     </w:p>
     <w:p>
@@ -665,7 +665,7 @@
     </w:p>
     <w:p>
       <w:r>
-        <w:t>The implementation provides a controlled route from requirements and snapshots through test proposals, approval, isolated execution and failure documentation. Its evidence includes 66 passing offline checks, the earlier 15-case RAG retest, three distinct bounded-agent demonstrations and 31 full passes across 36 scenarios. The target suite retains four failing assertions for review. These outcomes make the remaining work concrete.</w:t>
+        <w:t>Our implementation provides a controlled route from requirements and snapshots through test proposals, approval, isolated execution and failure documentation. Its evidence includes 66 passing offline checks, the earlier 15-case RAG retest, three distinct bounded-agent demonstrations and 31 full passes across 36 scenarios. The target suite retains four failing assertions for review. These outcomes make the remaining work concrete.</w:t>
       </w:r>
     </w:p>
     <w:p>
